--- a/截图记录.docx
+++ b/截图记录.docx
@@ -12,6 +12,9 @@
     </w:p>
     <w:p>
       <w:r>
+        <w:rPr>
+          <w:noProof/>
+        </w:rPr>
         <w:drawing>
           <wp:inline distT="0" distB="0" distL="0" distR="0" wp14:anchorId="6F2B1966" wp14:editId="1A326217">
             <wp:extent cx="5274310" cy="2847340"/>
@@ -52,6 +55,15 @@
     <w:p/>
     <w:p>
       <w:r>
+        <w:t>V</w:t>
+      </w:r>
+      <w:r>
+        <w:rPr>
+          <w:rFonts w:hint="eastAsia"/>
+        </w:rPr>
+        <w:t>1</w:t>
+      </w:r>
+      <w:r>
         <w:rPr>
           <w:rFonts w:hint="eastAsia"/>
         </w:rPr>
@@ -64,6 +76,115 @@
           <w:rFonts w:hint="eastAsia"/>
         </w:rPr>
       </w:pPr>
+      <w:r>
+        <w:rPr>
+          <w:noProof/>
+        </w:rPr>
+        <w:drawing>
+          <wp:inline distT="0" distB="0" distL="0" distR="0" wp14:anchorId="7039A82D" wp14:editId="79C6475E">
+            <wp:extent cx="5274310" cy="4347210"/>
+            <wp:effectExtent l="0" t="0" r="2540" b="0"/>
+            <wp:docPr id="470725630" name="图片 1"/>
+            <wp:cNvGraphicFramePr>
+              <a:graphicFrameLocks xmlns:a="http://schemas.openxmlformats.org/drawingml/2006/main" noChangeAspect="1"/>
+            </wp:cNvGraphicFramePr>
+            <a:graphic xmlns:a="http://schemas.openxmlformats.org/drawingml/2006/main">
+              <a:graphicData uri="http://schemas.openxmlformats.org/drawingml/2006/picture">
+                <pic:pic xmlns:pic="http://schemas.openxmlformats.org/drawingml/2006/picture">
+                  <pic:nvPicPr>
+                    <pic:cNvPr id="470725630" name=""/>
+                    <pic:cNvPicPr/>
+                  </pic:nvPicPr>
+                  <pic:blipFill>
+                    <a:blip r:embed="rId7"/>
+                    <a:stretch>
+                      <a:fillRect/>
+                    </a:stretch>
+                  </pic:blipFill>
+                  <pic:spPr>
+                    <a:xfrm>
+                      <a:off x="0" y="0"/>
+                      <a:ext cx="5274310" cy="4347210"/>
+                    </a:xfrm>
+                    <a:prstGeom prst="rect">
+                      <a:avLst/>
+                    </a:prstGeom>
+                  </pic:spPr>
+                </pic:pic>
+              </a:graphicData>
+            </a:graphic>
+          </wp:inline>
+        </w:drawing>
+      </w:r>
+    </w:p>
+    <w:p/>
+    <w:p>
+      <w:r>
+        <w:t>V</w:t>
+      </w:r>
+      <w:r>
+        <w:rPr>
+          <w:rFonts w:hint="eastAsia"/>
+        </w:rPr>
+        <w:t>1正式：</w:t>
+      </w:r>
+    </w:p>
+    <w:p>
+      <w:pPr>
+        <w:rPr>
+          <w:rFonts w:hint="eastAsia"/>
+        </w:rPr>
+      </w:pPr>
+      <w:r>
+        <w:rPr>
+          <w:noProof/>
+        </w:rPr>
+        <w:lastRenderedPageBreak/>
+        <w:drawing>
+          <wp:inline distT="0" distB="0" distL="0" distR="0" wp14:anchorId="14C93C00" wp14:editId="0F8E3AED">
+            <wp:extent cx="5274310" cy="4936602"/>
+            <wp:effectExtent l="0" t="0" r="2540" b="0"/>
+            <wp:docPr id="838511080" name="图片 1"/>
+            <wp:cNvGraphicFramePr>
+              <a:graphicFrameLocks xmlns:a="http://schemas.openxmlformats.org/drawingml/2006/main" noChangeAspect="1"/>
+            </wp:cNvGraphicFramePr>
+            <a:graphic xmlns:a="http://schemas.openxmlformats.org/drawingml/2006/main">
+              <a:graphicData uri="http://schemas.openxmlformats.org/drawingml/2006/picture">
+                <pic:pic xmlns:pic="http://schemas.openxmlformats.org/drawingml/2006/picture">
+                  <pic:nvPicPr>
+                    <pic:cNvPr id="838511080" name=""/>
+                    <pic:cNvPicPr/>
+                  </pic:nvPicPr>
+                  <pic:blipFill rotWithShape="1">
+                    <a:blip r:embed="rId8"/>
+                    <a:srcRect b="7649"/>
+                    <a:stretch>
+                      <a:fillRect/>
+                    </a:stretch>
+                  </pic:blipFill>
+                  <pic:spPr bwMode="auto">
+                    <a:xfrm>
+                      <a:off x="0" y="0"/>
+                      <a:ext cx="5274310" cy="4936602"/>
+                    </a:xfrm>
+                    <a:prstGeom prst="rect">
+                      <a:avLst/>
+                    </a:prstGeom>
+                    <a:ln>
+                      <a:noFill/>
+                    </a:ln>
+                    <a:extLst>
+                      <a:ext uri="{53640926-AAD7-44D8-BBD7-CCE9431645EC}">
+                        <a14:shadowObscured xmlns:a14="http://schemas.microsoft.com/office/drawing/2010/main"/>
+                      </a:ext>
+                    </a:extLst>
+                  </pic:spPr>
+                </pic:pic>
+              </a:graphicData>
+            </a:graphic>
+          </wp:inline>
+        </w:drawing>
+      </w:r>
     </w:p>
     <w:sectPr>
       <w:pgSz w:w="11906" w:h="16838"/>

--- a/截图记录.docx
+++ b/截图记录.docx
@@ -71,11 +71,6 @@
       </w:r>
     </w:p>
     <w:p>
-      <w:pPr>
-        <w:rPr>
-          <w:rFonts w:hint="eastAsia"/>
-        </w:rPr>
-      </w:pPr>
       <w:r>
         <w:rPr>
           <w:noProof/>
@@ -129,12 +124,9 @@
         <w:t>1正式：</w:t>
       </w:r>
     </w:p>
+    <w:p/>
+    <w:p/>
     <w:p>
-      <w:pPr>
-        <w:rPr>
-          <w:rFonts w:hint="eastAsia"/>
-        </w:rPr>
-      </w:pPr>
       <w:r>
         <w:rPr>
           <w:noProof/>
@@ -178,6 +170,111 @@
                         <a14:shadowObscured xmlns:a14="http://schemas.microsoft.com/office/drawing/2010/main"/>
                       </a:ext>
                     </a:extLst>
+                  </pic:spPr>
+                </pic:pic>
+              </a:graphicData>
+            </a:graphic>
+          </wp:inline>
+        </w:drawing>
+      </w:r>
+    </w:p>
+    <w:p/>
+    <w:p>
+      <w:r>
+        <w:t>V</w:t>
+      </w:r>
+      <w:r>
+        <w:rPr>
+          <w:rFonts w:hint="eastAsia"/>
+        </w:rPr>
+        <w:t>4冒烟：</w:t>
+      </w:r>
+      <w:r>
+        <w:br/>
+      </w:r>
+      <w:r>
+        <w:rPr>
+          <w:noProof/>
+        </w:rPr>
+        <w:lastRenderedPageBreak/>
+        <w:drawing>
+          <wp:inline distT="0" distB="0" distL="0" distR="0" wp14:anchorId="180818BE" wp14:editId="30DFEC20">
+            <wp:extent cx="5274310" cy="4302760"/>
+            <wp:effectExtent l="0" t="0" r="2540" b="2540"/>
+            <wp:docPr id="2096356050" name="图片 1"/>
+            <wp:cNvGraphicFramePr>
+              <a:graphicFrameLocks xmlns:a="http://schemas.openxmlformats.org/drawingml/2006/main" noChangeAspect="1"/>
+            </wp:cNvGraphicFramePr>
+            <a:graphic xmlns:a="http://schemas.openxmlformats.org/drawingml/2006/main">
+              <a:graphicData uri="http://schemas.openxmlformats.org/drawingml/2006/picture">
+                <pic:pic xmlns:pic="http://schemas.openxmlformats.org/drawingml/2006/picture">
+                  <pic:nvPicPr>
+                    <pic:cNvPr id="2096356050" name=""/>
+                    <pic:cNvPicPr/>
+                  </pic:nvPicPr>
+                  <pic:blipFill>
+                    <a:blip r:embed="rId9"/>
+                    <a:stretch>
+                      <a:fillRect/>
+                    </a:stretch>
+                  </pic:blipFill>
+                  <pic:spPr>
+                    <a:xfrm>
+                      <a:off x="0" y="0"/>
+                      <a:ext cx="5274310" cy="4302760"/>
+                    </a:xfrm>
+                    <a:prstGeom prst="rect">
+                      <a:avLst/>
+                    </a:prstGeom>
+                  </pic:spPr>
+                </pic:pic>
+              </a:graphicData>
+            </a:graphic>
+          </wp:inline>
+        </w:drawing>
+      </w:r>
+    </w:p>
+    <w:p/>
+    <w:p>
+      <w:pPr>
+        <w:rPr>
+          <w:rFonts w:hint="eastAsia"/>
+        </w:rPr>
+      </w:pPr>
+      <w:r>
+        <w:rPr>
+          <w:noProof/>
+        </w:rPr>
+        <w:lastRenderedPageBreak/>
+        <w:drawing>
+          <wp:inline distT="0" distB="0" distL="0" distR="0" wp14:anchorId="3A35BB60" wp14:editId="719AAE5C">
+            <wp:extent cx="5274310" cy="6053455"/>
+            <wp:effectExtent l="0" t="0" r="2540" b="4445"/>
+            <wp:docPr id="656064004" name="图片 1"/>
+            <wp:cNvGraphicFramePr>
+              <a:graphicFrameLocks xmlns:a="http://schemas.openxmlformats.org/drawingml/2006/main" noChangeAspect="1"/>
+            </wp:cNvGraphicFramePr>
+            <a:graphic xmlns:a="http://schemas.openxmlformats.org/drawingml/2006/main">
+              <a:graphicData uri="http://schemas.openxmlformats.org/drawingml/2006/picture">
+                <pic:pic xmlns:pic="http://schemas.openxmlformats.org/drawingml/2006/picture">
+                  <pic:nvPicPr>
+                    <pic:cNvPr id="656064004" name=""/>
+                    <pic:cNvPicPr/>
+                  </pic:nvPicPr>
+                  <pic:blipFill>
+                    <a:blip r:embed="rId10"/>
+                    <a:stretch>
+                      <a:fillRect/>
+                    </a:stretch>
+                  </pic:blipFill>
+                  <pic:spPr>
+                    <a:xfrm>
+                      <a:off x="0" y="0"/>
+                      <a:ext cx="5274310" cy="6053455"/>
+                    </a:xfrm>
+                    <a:prstGeom prst="rect">
+                      <a:avLst/>
+                    </a:prstGeom>
                   </pic:spPr>
                 </pic:pic>
               </a:graphicData>
